--- a/MEETING MINUTES.docx
+++ b/MEETING MINUTES.docx
@@ -237,44 +237,43 @@
           <w:sz w:val="28"/>
           <w:szCs w:val="28"/>
         </w:rPr>
-        <w:t>19:35 (</w:t>
-      </w:r>
-      <w:proofErr w:type="spellStart"/>
-      <w:r>
+        <w:t>19:35 (Guyass) Proposed to take care of  the backend logic for user account management, including authentication and data handling.</w:t>
+      </w:r>
+    </w:p>
+    <w:p>
+      <w:pPr>
         <w:rPr>
           <w:rFonts w:ascii="Times New Roman" w:eastAsia="Times New Roman" w:hAnsi="Times New Roman" w:cs="Times New Roman"/>
           <w:sz w:val="28"/>
           <w:szCs w:val="28"/>
         </w:rPr>
-        <w:t>Guyass</w:t>
-      </w:r>
-      <w:proofErr w:type="spellEnd"/>
-      <w:r>
+      </w:pPr>
+    </w:p>
+    <w:p>
+      <w:pPr>
         <w:rPr>
           <w:rFonts w:ascii="Times New Roman" w:eastAsia="Times New Roman" w:hAnsi="Times New Roman" w:cs="Times New Roman"/>
           <w:sz w:val="28"/>
           <w:szCs w:val="28"/>
         </w:rPr>
-        <w:t xml:space="preserve">) Proposed to take care </w:t>
-      </w:r>
-      <w:proofErr w:type="gramStart"/>
+      </w:pPr>
       <w:r>
         <w:rPr>
           <w:rFonts w:ascii="Times New Roman" w:eastAsia="Times New Roman" w:hAnsi="Times New Roman" w:cs="Times New Roman"/>
           <w:sz w:val="28"/>
           <w:szCs w:val="28"/>
         </w:rPr>
-        <w:t>of  the</w:t>
-      </w:r>
-      <w:proofErr w:type="gramEnd"/>
-      <w:r>
+        <w:t xml:space="preserve">19:40 (Tin &amp; Guyass) Volunteered to work on the README file </w:t>
+      </w:r>
+    </w:p>
+    <w:p>
+      <w:pPr>
         <w:rPr>
           <w:rFonts w:ascii="Times New Roman" w:eastAsia="Times New Roman" w:hAnsi="Times New Roman" w:cs="Times New Roman"/>
           <w:sz w:val="28"/>
           <w:szCs w:val="28"/>
         </w:rPr>
-        <w:t xml:space="preserve"> backend logic for user account management, including authentication and data handling.</w:t>
-      </w:r>
+      </w:pPr>
     </w:p>
     <w:p>
       <w:pPr>
@@ -284,40 +283,39 @@
           <w:szCs w:val="28"/>
         </w:rPr>
       </w:pPr>
-    </w:p>
-    <w:p>
-      <w:pPr>
+      <w:r>
         <w:rPr>
           <w:rFonts w:ascii="Times New Roman" w:eastAsia="Times New Roman" w:hAnsi="Times New Roman" w:cs="Times New Roman"/>
           <w:sz w:val="28"/>
           <w:szCs w:val="28"/>
         </w:rPr>
-      </w:pPr>
-      <w:r>
+        <w:t xml:space="preserve">19:43 (Tin &amp; Deep) Volunteered to work on the user stories for sprint #1 </w:t>
+      </w:r>
+    </w:p>
+    <w:p>
+      <w:pPr>
         <w:rPr>
           <w:rFonts w:ascii="Times New Roman" w:eastAsia="Times New Roman" w:hAnsi="Times New Roman" w:cs="Times New Roman"/>
           <w:sz w:val="28"/>
           <w:szCs w:val="28"/>
         </w:rPr>
-        <w:t xml:space="preserve">19:40 (Tin &amp; </w:t>
-      </w:r>
-      <w:proofErr w:type="spellStart"/>
-      <w:r>
+      </w:pPr>
+    </w:p>
+    <w:p>
+      <w:pPr>
         <w:rPr>
           <w:rFonts w:ascii="Times New Roman" w:eastAsia="Times New Roman" w:hAnsi="Times New Roman" w:cs="Times New Roman"/>
           <w:sz w:val="28"/>
           <w:szCs w:val="28"/>
         </w:rPr>
-        <w:t>Guyass</w:t>
-      </w:r>
-      <w:proofErr w:type="spellEnd"/>
+      </w:pPr>
       <w:r>
         <w:rPr>
           <w:rFonts w:ascii="Times New Roman" w:eastAsia="Times New Roman" w:hAnsi="Times New Roman" w:cs="Times New Roman"/>
           <w:sz w:val="28"/>
           <w:szCs w:val="28"/>
         </w:rPr>
-        <w:t xml:space="preserve">) Volunteered to work on the README file </w:t>
+        <w:t xml:space="preserve">19:50 (Deep) Volunteered to handle the “meeting minutes” document </w:t>
       </w:r>
     </w:p>
     <w:p>
@@ -343,7 +341,7 @@
           <w:sz w:val="28"/>
           <w:szCs w:val="28"/>
         </w:rPr>
-        <w:t xml:space="preserve">19:43 (Tin &amp; Deep) Volunteered to work on the user stories for sprint #1 </w:t>
+        <w:t>19:52 (Jingyu) Volunteered to take care of the Sprint Planning</w:t>
       </w:r>
     </w:p>
     <w:p>
@@ -369,7 +367,7 @@
           <w:sz w:val="28"/>
           <w:szCs w:val="28"/>
         </w:rPr>
-        <w:t xml:space="preserve">19:50 (Deep) Volunteered to handle the “meeting minutes” document </w:t>
+        <w:t xml:space="preserve"> 19:58 (Everyone) Decided that each member logs their own contribution and their time spent on each activity, regular meetings will be held weekly and documented</w:t>
       </w:r>
     </w:p>
     <w:p>
@@ -395,69 +393,7 @@
           <w:sz w:val="28"/>
           <w:szCs w:val="28"/>
         </w:rPr>
-        <w:t>19:52 (Jingyu) Volunteered to take care of the Sprint Planning</w:t>
-      </w:r>
-    </w:p>
-    <w:p>
-      <w:pPr>
-        <w:rPr>
-          <w:rFonts w:ascii="Times New Roman" w:eastAsia="Times New Roman" w:hAnsi="Times New Roman" w:cs="Times New Roman"/>
-          <w:sz w:val="28"/>
-          <w:szCs w:val="28"/>
-        </w:rPr>
-      </w:pPr>
-    </w:p>
-    <w:p>
-      <w:pPr>
-        <w:rPr>
-          <w:rFonts w:ascii="Times New Roman" w:eastAsia="Times New Roman" w:hAnsi="Times New Roman" w:cs="Times New Roman"/>
-          <w:sz w:val="28"/>
-          <w:szCs w:val="28"/>
-        </w:rPr>
-      </w:pPr>
-      <w:r>
-        <w:rPr>
-          <w:rFonts w:ascii="Times New Roman" w:eastAsia="Times New Roman" w:hAnsi="Times New Roman" w:cs="Times New Roman"/>
-          <w:sz w:val="28"/>
-          <w:szCs w:val="28"/>
-        </w:rPr>
-        <w:t xml:space="preserve"> 19:58 (Everyone) Decided that each member logs their own contribution and their time spent on each activity, regular meetings will be held weekly and documented</w:t>
-      </w:r>
-    </w:p>
-    <w:p>
-      <w:pPr>
-        <w:rPr>
-          <w:rFonts w:ascii="Times New Roman" w:eastAsia="Times New Roman" w:hAnsi="Times New Roman" w:cs="Times New Roman"/>
-          <w:sz w:val="28"/>
-          <w:szCs w:val="28"/>
-        </w:rPr>
-      </w:pPr>
-    </w:p>
-    <w:p>
-      <w:pPr>
-        <w:rPr>
-          <w:rFonts w:ascii="Times New Roman" w:eastAsia="Times New Roman" w:hAnsi="Times New Roman" w:cs="Times New Roman"/>
-          <w:sz w:val="28"/>
-          <w:szCs w:val="28"/>
-        </w:rPr>
-      </w:pPr>
-      <w:proofErr w:type="gramStart"/>
-      <w:r>
-        <w:rPr>
-          <w:rFonts w:ascii="Times New Roman" w:eastAsia="Times New Roman" w:hAnsi="Times New Roman" w:cs="Times New Roman"/>
-          <w:sz w:val="28"/>
-          <w:szCs w:val="28"/>
-        </w:rPr>
-        <w:t>20:00 :</w:t>
-      </w:r>
-      <w:proofErr w:type="gramEnd"/>
-      <w:r>
-        <w:rPr>
-          <w:rFonts w:ascii="Times New Roman" w:eastAsia="Times New Roman" w:hAnsi="Times New Roman" w:cs="Times New Roman"/>
-          <w:sz w:val="28"/>
-          <w:szCs w:val="28"/>
-        </w:rPr>
-        <w:t xml:space="preserve"> End of Meeting #1</w:t>
+        <w:t>20:00 : End of Meeting #1</w:t>
       </w:r>
     </w:p>
     <w:p>
@@ -730,25 +666,7 @@
           <w:sz w:val="28"/>
           <w:szCs w:val="28"/>
         </w:rPr>
-        <w:t xml:space="preserve">19:40 (Jacob &amp; </w:t>
-      </w:r>
-      <w:proofErr w:type="spellStart"/>
-      <w:r>
-        <w:rPr>
-          <w:rFonts w:ascii="Times New Roman" w:hAnsi="Times New Roman" w:cs="Times New Roman"/>
-          <w:sz w:val="28"/>
-          <w:szCs w:val="28"/>
-        </w:rPr>
-        <w:t>Guyass</w:t>
-      </w:r>
-      <w:proofErr w:type="spellEnd"/>
-      <w:r>
-        <w:rPr>
-          <w:rFonts w:ascii="Times New Roman" w:hAnsi="Times New Roman" w:cs="Times New Roman"/>
-          <w:sz w:val="28"/>
-          <w:szCs w:val="28"/>
-        </w:rPr>
-        <w:t>): Discussed implementation strategies for recipe filtering features, including filtering by preparation time, difficulty, cost, and dietary tags.</w:t>
+        <w:t>19:40 (Jacob &amp; Guyass): Discussed implementation strategies for recipe filtering features, including filtering by preparation time, difficulty, cost, and dietary tags.</w:t>
       </w:r>
     </w:p>
     <w:p>
@@ -1083,25 +1001,7 @@
           <w:sz w:val="28"/>
           <w:szCs w:val="28"/>
         </w:rPr>
-        <w:t xml:space="preserve">19:40 (Jacob &amp; </w:t>
-      </w:r>
-      <w:proofErr w:type="spellStart"/>
-      <w:r>
-        <w:rPr>
-          <w:rFonts w:ascii="Times New Roman" w:hAnsi="Times New Roman" w:cs="Times New Roman"/>
-          <w:sz w:val="28"/>
-          <w:szCs w:val="28"/>
-        </w:rPr>
-        <w:t>Guyass</w:t>
-      </w:r>
-      <w:proofErr w:type="spellEnd"/>
-      <w:r>
-        <w:rPr>
-          <w:rFonts w:ascii="Times New Roman" w:hAnsi="Times New Roman" w:cs="Times New Roman"/>
-          <w:sz w:val="28"/>
-          <w:szCs w:val="28"/>
-        </w:rPr>
-        <w:t>): Reported ongoing work on recipe filtering options. Basic filtering logic for time, difficulty, cost, and dietary tags was implemented and pending integration with the frontend.</w:t>
+        <w:t>19:40 (Jacob &amp; Guyass): Reported ongoing work on recipe filtering options. Basic filtering logic for time, difficulty, cost, and dietary tags was implemented and pending integration with the frontend.</w:t>
       </w:r>
     </w:p>
     <w:p>
@@ -1182,8 +1082,840 @@
         <w:t>20:00: End of Meeting #3</w:t>
       </w:r>
     </w:p>
+    <w:p>
+      <w:pPr>
+        <w:rPr>
+          <w:rFonts w:ascii="Times New Roman" w:hAnsi="Times New Roman" w:cs="Times New Roman"/>
+          <w:sz w:val="28"/>
+          <w:szCs w:val="28"/>
+        </w:rPr>
+      </w:pPr>
+    </w:p>
+    <w:p>
+      <w:pPr>
+        <w:rPr>
+          <w:rFonts w:ascii="Times New Roman" w:hAnsi="Times New Roman" w:cs="Times New Roman"/>
+          <w:sz w:val="28"/>
+          <w:szCs w:val="28"/>
+        </w:rPr>
+      </w:pPr>
+    </w:p>
+    <w:p>
+      <w:pPr>
+        <w:rPr>
+          <w:rFonts w:ascii="Times New Roman" w:hAnsi="Times New Roman" w:cs="Times New Roman"/>
+          <w:sz w:val="28"/>
+          <w:szCs w:val="28"/>
+        </w:rPr>
+      </w:pPr>
+    </w:p>
+    <w:p>
+      <w:pPr>
+        <w:rPr>
+          <w:rFonts w:ascii="Times New Roman" w:hAnsi="Times New Roman" w:cs="Times New Roman"/>
+          <w:sz w:val="28"/>
+          <w:szCs w:val="28"/>
+        </w:rPr>
+      </w:pPr>
+    </w:p>
+    <w:p>
+      <w:pPr>
+        <w:rPr>
+          <w:rFonts w:ascii="Times New Roman" w:hAnsi="Times New Roman" w:cs="Times New Roman"/>
+          <w:sz w:val="28"/>
+          <w:szCs w:val="28"/>
+        </w:rPr>
+      </w:pPr>
+    </w:p>
+    <w:p>
+      <w:pPr>
+        <w:rPr>
+          <w:rFonts w:ascii="Times New Roman" w:hAnsi="Times New Roman" w:cs="Times New Roman"/>
+          <w:sz w:val="28"/>
+          <w:szCs w:val="28"/>
+        </w:rPr>
+      </w:pPr>
+    </w:p>
+    <w:p>
+      <w:pPr>
+        <w:rPr>
+          <w:rFonts w:ascii="Times New Roman" w:hAnsi="Times New Roman" w:cs="Times New Roman"/>
+          <w:sz w:val="28"/>
+          <w:szCs w:val="28"/>
+        </w:rPr>
+      </w:pPr>
+    </w:p>
+    <w:p>
+      <w:pPr>
+        <w:rPr>
+          <w:rFonts w:ascii="Times New Roman" w:hAnsi="Times New Roman" w:cs="Times New Roman"/>
+          <w:b/>
+          <w:bCs/>
+          <w:sz w:val="28"/>
+          <w:szCs w:val="28"/>
+          <w:lang w:val="en-CA"/>
+        </w:rPr>
+      </w:pPr>
+      <w:r>
+        <w:rPr>
+          <w:rFonts w:ascii="Times New Roman" w:hAnsi="Times New Roman" w:cs="Times New Roman"/>
+          <w:b/>
+          <w:bCs/>
+          <w:sz w:val="28"/>
+          <w:szCs w:val="28"/>
+          <w:lang w:val="en-CA"/>
+        </w:rPr>
+        <w:lastRenderedPageBreak/>
+        <w:t xml:space="preserve">Sprint: </w:t>
+      </w:r>
+      <w:r>
+        <w:rPr>
+          <w:rFonts w:ascii="Times New Roman" w:hAnsi="Times New Roman" w:cs="Times New Roman"/>
+          <w:sz w:val="28"/>
+          <w:szCs w:val="28"/>
+          <w:lang w:val="en-CA"/>
+        </w:rPr>
+        <w:t>Sprint 3</w:t>
+      </w:r>
+    </w:p>
+    <w:p>
+      <w:pPr>
+        <w:rPr>
+          <w:rFonts w:ascii="Times New Roman" w:hAnsi="Times New Roman" w:cs="Times New Roman"/>
+          <w:b/>
+          <w:bCs/>
+          <w:sz w:val="28"/>
+          <w:szCs w:val="28"/>
+          <w:lang w:val="en-CA"/>
+        </w:rPr>
+      </w:pPr>
+      <w:r>
+        <w:rPr>
+          <w:rFonts w:ascii="Times New Roman" w:hAnsi="Times New Roman" w:cs="Times New Roman"/>
+          <w:b/>
+          <w:bCs/>
+          <w:sz w:val="28"/>
+          <w:szCs w:val="28"/>
+          <w:lang w:val="en-CA"/>
+        </w:rPr>
+        <w:t xml:space="preserve">Meeting </w:t>
+      </w:r>
+      <w:r>
+        <w:rPr>
+          <w:rFonts w:ascii="Times New Roman" w:hAnsi="Times New Roman" w:cs="Times New Roman"/>
+          <w:sz w:val="28"/>
+          <w:szCs w:val="28"/>
+          <w:lang w:val="en-CA"/>
+        </w:rPr>
+        <w:t>#: 4</w:t>
+      </w:r>
+    </w:p>
+    <w:p>
+      <w:pPr>
+        <w:rPr>
+          <w:rFonts w:ascii="Times New Roman" w:hAnsi="Times New Roman" w:cs="Times New Roman"/>
+          <w:b/>
+          <w:bCs/>
+          <w:sz w:val="28"/>
+          <w:szCs w:val="28"/>
+          <w:lang w:val="en-CA"/>
+        </w:rPr>
+      </w:pPr>
+      <w:r>
+        <w:rPr>
+          <w:rFonts w:ascii="Times New Roman" w:hAnsi="Times New Roman" w:cs="Times New Roman"/>
+          <w:b/>
+          <w:bCs/>
+          <w:sz w:val="28"/>
+          <w:szCs w:val="28"/>
+          <w:lang w:val="en-CA"/>
+        </w:rPr>
+        <w:t xml:space="preserve">Date: </w:t>
+      </w:r>
+      <w:r>
+        <w:rPr>
+          <w:rFonts w:ascii="Times New Roman" w:hAnsi="Times New Roman" w:cs="Times New Roman"/>
+          <w:sz w:val="28"/>
+          <w:szCs w:val="28"/>
+          <w:lang w:val="en-CA"/>
+        </w:rPr>
+        <w:t>March 13, 2026</w:t>
+      </w:r>
+    </w:p>
+    <w:p>
+      <w:pPr>
+        <w:rPr>
+          <w:rFonts w:ascii="Times New Roman" w:hAnsi="Times New Roman" w:cs="Times New Roman"/>
+          <w:b/>
+          <w:bCs/>
+          <w:sz w:val="28"/>
+          <w:szCs w:val="28"/>
+          <w:lang w:val="en-CA"/>
+        </w:rPr>
+      </w:pPr>
+      <w:r>
+        <w:rPr>
+          <w:rFonts w:ascii="Times New Roman" w:hAnsi="Times New Roman" w:cs="Times New Roman"/>
+          <w:b/>
+          <w:bCs/>
+          <w:sz w:val="28"/>
+          <w:szCs w:val="28"/>
+          <w:lang w:val="en-CA"/>
+        </w:rPr>
+        <w:t xml:space="preserve">Time: </w:t>
+      </w:r>
+      <w:r>
+        <w:rPr>
+          <w:rFonts w:ascii="Times New Roman" w:hAnsi="Times New Roman" w:cs="Times New Roman"/>
+          <w:sz w:val="28"/>
+          <w:szCs w:val="28"/>
+          <w:lang w:val="en-CA"/>
+        </w:rPr>
+        <w:t>19:00 – 20:00</w:t>
+      </w:r>
+    </w:p>
+    <w:p>
+      <w:pPr>
+        <w:rPr>
+          <w:rFonts w:ascii="Times New Roman" w:hAnsi="Times New Roman" w:cs="Times New Roman"/>
+          <w:b/>
+          <w:bCs/>
+          <w:sz w:val="28"/>
+          <w:szCs w:val="28"/>
+          <w:lang w:val="en-CA"/>
+        </w:rPr>
+      </w:pPr>
+      <w:r>
+        <w:rPr>
+          <w:rFonts w:ascii="Times New Roman" w:hAnsi="Times New Roman" w:cs="Times New Roman"/>
+          <w:b/>
+          <w:bCs/>
+          <w:sz w:val="28"/>
+          <w:szCs w:val="28"/>
+          <w:lang w:val="en-CA"/>
+        </w:rPr>
+        <w:t xml:space="preserve">Location: </w:t>
+      </w:r>
+      <w:r>
+        <w:rPr>
+          <w:rFonts w:ascii="Times New Roman" w:hAnsi="Times New Roman" w:cs="Times New Roman"/>
+          <w:sz w:val="28"/>
+          <w:szCs w:val="28"/>
+          <w:lang w:val="en-CA"/>
+        </w:rPr>
+        <w:t>Discord</w:t>
+      </w:r>
+    </w:p>
+    <w:p>
+      <w:pPr>
+        <w:rPr>
+          <w:rFonts w:ascii="Times New Roman" w:hAnsi="Times New Roman" w:cs="Times New Roman"/>
+          <w:sz w:val="28"/>
+          <w:szCs w:val="28"/>
+        </w:rPr>
+      </w:pPr>
+    </w:p>
+    <w:p>
+      <w:pPr>
+        <w:rPr>
+          <w:rFonts w:ascii="Times New Roman" w:hAnsi="Times New Roman" w:cs="Times New Roman"/>
+          <w:sz w:val="28"/>
+          <w:szCs w:val="28"/>
+        </w:rPr>
+      </w:pPr>
+    </w:p>
+    <w:p>
+      <w:pPr>
+        <w:rPr>
+          <w:rFonts w:ascii="Times New Roman" w:hAnsi="Times New Roman" w:cs="Times New Roman"/>
+          <w:sz w:val="28"/>
+          <w:szCs w:val="28"/>
+        </w:rPr>
+      </w:pPr>
+      <w:r>
+        <w:rPr>
+          <w:rFonts w:ascii="Times New Roman" w:hAnsi="Times New Roman" w:cs="Times New Roman"/>
+          <w:sz w:val="28"/>
+          <w:szCs w:val="28"/>
+        </w:rPr>
+        <w:t>19:00 (ALL MEMBERS):</w:t>
+      </w:r>
+      <w:r>
+        <w:rPr>
+          <w:rFonts w:ascii="Times New Roman" w:hAnsi="Times New Roman" w:cs="Times New Roman"/>
+          <w:sz w:val="28"/>
+          <w:szCs w:val="28"/>
+        </w:rPr>
+        <w:br/>
+        <w:t>Reviewed the Sprint 3 backlog and confirmed that the team will implement all Weekly Meal Planner features along with the unique feature: Smart Grocery List Generation with Ingredient Consolidation. The team aligned on delivering full functionality.</w:t>
+      </w:r>
+    </w:p>
+    <w:p>
+      <w:pPr>
+        <w:rPr>
+          <w:rFonts w:ascii="Times New Roman" w:hAnsi="Times New Roman" w:cs="Times New Roman"/>
+          <w:sz w:val="28"/>
+          <w:szCs w:val="28"/>
+        </w:rPr>
+      </w:pPr>
+    </w:p>
+    <w:p>
+      <w:pPr>
+        <w:rPr>
+          <w:rFonts w:ascii="Times New Roman" w:hAnsi="Times New Roman" w:cs="Times New Roman"/>
+          <w:sz w:val="28"/>
+          <w:szCs w:val="28"/>
+        </w:rPr>
+      </w:pPr>
+    </w:p>
+    <w:p>
+      <w:pPr>
+        <w:rPr>
+          <w:rFonts w:ascii="Times New Roman" w:hAnsi="Times New Roman" w:cs="Times New Roman"/>
+          <w:sz w:val="28"/>
+          <w:szCs w:val="28"/>
+        </w:rPr>
+      </w:pPr>
+      <w:r>
+        <w:rPr>
+          <w:rFonts w:ascii="Times New Roman" w:hAnsi="Times New Roman" w:cs="Times New Roman"/>
+          <w:sz w:val="28"/>
+          <w:szCs w:val="28"/>
+        </w:rPr>
+        <w:t>19:15 (ALL MEMBERS):</w:t>
+      </w:r>
+      <w:r>
+        <w:rPr>
+          <w:rFonts w:ascii="Times New Roman" w:hAnsi="Times New Roman" w:cs="Times New Roman"/>
+          <w:sz w:val="28"/>
+          <w:szCs w:val="28"/>
+        </w:rPr>
+        <w:br/>
+        <w:t>Reviewed user stories</w:t>
+      </w:r>
+      <w:r>
+        <w:rPr>
+          <w:rFonts w:ascii="Times New Roman" w:hAnsi="Times New Roman" w:cs="Times New Roman"/>
+          <w:sz w:val="28"/>
+          <w:szCs w:val="28"/>
+        </w:rPr>
+        <w:t>,</w:t>
+      </w:r>
+      <w:r>
+        <w:rPr>
+          <w:rFonts w:ascii="Times New Roman" w:hAnsi="Times New Roman" w:cs="Times New Roman"/>
+          <w:sz w:val="28"/>
+          <w:szCs w:val="28"/>
+        </w:rPr>
+        <w:t xml:space="preserve"> clarified requirements and acceptance criteria, and decomposed them into tasks. Tasks were distributed based on each member’s role and strengths.</w:t>
+      </w:r>
+    </w:p>
+    <w:p>
+      <w:pPr>
+        <w:rPr>
+          <w:rFonts w:ascii="Times New Roman" w:hAnsi="Times New Roman" w:cs="Times New Roman"/>
+          <w:sz w:val="28"/>
+          <w:szCs w:val="28"/>
+        </w:rPr>
+      </w:pPr>
+    </w:p>
+    <w:p>
+      <w:pPr>
+        <w:rPr>
+          <w:rFonts w:ascii="Times New Roman" w:hAnsi="Times New Roman" w:cs="Times New Roman"/>
+          <w:sz w:val="28"/>
+          <w:szCs w:val="28"/>
+        </w:rPr>
+      </w:pPr>
+    </w:p>
+    <w:p>
+      <w:pPr>
+        <w:rPr>
+          <w:rFonts w:ascii="Times New Roman" w:hAnsi="Times New Roman" w:cs="Times New Roman"/>
+          <w:sz w:val="28"/>
+          <w:szCs w:val="28"/>
+        </w:rPr>
+      </w:pPr>
+      <w:r>
+        <w:rPr>
+          <w:rFonts w:ascii="Times New Roman" w:hAnsi="Times New Roman" w:cs="Times New Roman"/>
+          <w:sz w:val="28"/>
+          <w:szCs w:val="28"/>
+        </w:rPr>
+        <w:t>19:25 (Tin):</w:t>
+      </w:r>
+      <w:r>
+        <w:rPr>
+          <w:rFonts w:ascii="Times New Roman" w:hAnsi="Times New Roman" w:cs="Times New Roman"/>
+          <w:sz w:val="28"/>
+          <w:szCs w:val="28"/>
+        </w:rPr>
+        <w:br/>
+        <w:t>Took responsibility for backend Meal Plan API and Smart Grocery List backend, including endpoints for meal plans and ingredient aggregation</w:t>
+      </w:r>
+      <w:r>
+        <w:rPr>
+          <w:rFonts w:ascii="Times New Roman" w:hAnsi="Times New Roman" w:cs="Times New Roman"/>
+          <w:sz w:val="28"/>
+          <w:szCs w:val="28"/>
+        </w:rPr>
+        <w:t>.</w:t>
+      </w:r>
+    </w:p>
+    <w:p>
+      <w:pPr>
+        <w:rPr>
+          <w:rFonts w:ascii="Times New Roman" w:hAnsi="Times New Roman" w:cs="Times New Roman"/>
+          <w:sz w:val="28"/>
+          <w:szCs w:val="28"/>
+        </w:rPr>
+      </w:pPr>
+    </w:p>
+    <w:p>
+      <w:pPr>
+        <w:rPr>
+          <w:rFonts w:ascii="Times New Roman" w:hAnsi="Times New Roman" w:cs="Times New Roman"/>
+          <w:sz w:val="28"/>
+          <w:szCs w:val="28"/>
+        </w:rPr>
+      </w:pPr>
+    </w:p>
+    <w:p>
+      <w:pPr>
+        <w:rPr>
+          <w:rFonts w:ascii="Times New Roman" w:hAnsi="Times New Roman" w:cs="Times New Roman"/>
+          <w:sz w:val="28"/>
+          <w:szCs w:val="28"/>
+        </w:rPr>
+      </w:pPr>
+      <w:r>
+        <w:rPr>
+          <w:rFonts w:ascii="Times New Roman" w:hAnsi="Times New Roman" w:cs="Times New Roman"/>
+          <w:sz w:val="28"/>
+          <w:szCs w:val="28"/>
+        </w:rPr>
+        <w:t>19:30 (Jingyu):</w:t>
+      </w:r>
+      <w:r>
+        <w:rPr>
+          <w:rFonts w:ascii="Times New Roman" w:hAnsi="Times New Roman" w:cs="Times New Roman"/>
+          <w:sz w:val="28"/>
+          <w:szCs w:val="28"/>
+        </w:rPr>
+        <w:br/>
+        <w:t>Assigned to meal assignment logic and duplicate prevention, including API implementation and validation</w:t>
+      </w:r>
+      <w:r>
+        <w:rPr>
+          <w:rFonts w:ascii="Times New Roman" w:hAnsi="Times New Roman" w:cs="Times New Roman"/>
+          <w:sz w:val="28"/>
+          <w:szCs w:val="28"/>
+        </w:rPr>
+        <w:t>.</w:t>
+      </w:r>
+    </w:p>
+    <w:p>
+      <w:pPr>
+        <w:rPr>
+          <w:rFonts w:ascii="Times New Roman" w:hAnsi="Times New Roman" w:cs="Times New Roman"/>
+          <w:sz w:val="28"/>
+          <w:szCs w:val="28"/>
+        </w:rPr>
+      </w:pPr>
+    </w:p>
+    <w:p>
+      <w:pPr>
+        <w:rPr>
+          <w:rFonts w:ascii="Times New Roman" w:hAnsi="Times New Roman" w:cs="Times New Roman"/>
+          <w:sz w:val="28"/>
+          <w:szCs w:val="28"/>
+        </w:rPr>
+      </w:pPr>
+      <w:r>
+        <w:rPr>
+          <w:rFonts w:ascii="Times New Roman" w:hAnsi="Times New Roman" w:cs="Times New Roman"/>
+          <w:sz w:val="28"/>
+          <w:szCs w:val="28"/>
+        </w:rPr>
+        <w:t>19:35 (Deep):</w:t>
+      </w:r>
+      <w:r>
+        <w:rPr>
+          <w:rFonts w:ascii="Times New Roman" w:hAnsi="Times New Roman" w:cs="Times New Roman"/>
+          <w:sz w:val="28"/>
+          <w:szCs w:val="28"/>
+        </w:rPr>
+        <w:br/>
+        <w:t>Assigned to edit/remove meal functionality and backend unit tests for Sprint 1 &amp; 2, ensuring proper test coverage and CI compatibility.</w:t>
+      </w:r>
+    </w:p>
+    <w:p>
+      <w:pPr>
+        <w:rPr>
+          <w:rFonts w:ascii="Times New Roman" w:hAnsi="Times New Roman" w:cs="Times New Roman"/>
+          <w:sz w:val="28"/>
+          <w:szCs w:val="28"/>
+        </w:rPr>
+      </w:pPr>
+    </w:p>
+    <w:p>
+      <w:pPr>
+        <w:rPr>
+          <w:rFonts w:ascii="Times New Roman" w:hAnsi="Times New Roman" w:cs="Times New Roman"/>
+          <w:sz w:val="28"/>
+          <w:szCs w:val="28"/>
+        </w:rPr>
+      </w:pPr>
+      <w:r>
+        <w:rPr>
+          <w:rFonts w:ascii="Times New Roman" w:hAnsi="Times New Roman" w:cs="Times New Roman"/>
+          <w:sz w:val="28"/>
+          <w:szCs w:val="28"/>
+        </w:rPr>
+        <w:lastRenderedPageBreak/>
+        <w:t>19:40 (Khaled):</w:t>
+      </w:r>
+      <w:r>
+        <w:rPr>
+          <w:rFonts w:ascii="Times New Roman" w:hAnsi="Times New Roman" w:cs="Times New Roman"/>
+          <w:sz w:val="28"/>
+          <w:szCs w:val="28"/>
+        </w:rPr>
+        <w:br/>
+        <w:t>Responsible for frontend Weekly Grid View and meal assignment UI, including grid layout, interaction design, and integration with backend APIs.</w:t>
+      </w:r>
+    </w:p>
+    <w:p>
+      <w:pPr>
+        <w:rPr>
+          <w:rFonts w:ascii="Times New Roman" w:hAnsi="Times New Roman" w:cs="Times New Roman"/>
+          <w:sz w:val="28"/>
+          <w:szCs w:val="28"/>
+        </w:rPr>
+      </w:pPr>
+    </w:p>
+    <w:p>
+      <w:pPr>
+        <w:rPr>
+          <w:rFonts w:ascii="Times New Roman" w:hAnsi="Times New Roman" w:cs="Times New Roman"/>
+          <w:sz w:val="28"/>
+          <w:szCs w:val="28"/>
+        </w:rPr>
+      </w:pPr>
+      <w:r>
+        <w:rPr>
+          <w:rFonts w:ascii="Times New Roman" w:hAnsi="Times New Roman" w:cs="Times New Roman"/>
+          <w:sz w:val="28"/>
+          <w:szCs w:val="28"/>
+        </w:rPr>
+        <w:t>19:45 (</w:t>
+      </w:r>
+      <w:r>
+        <w:rPr>
+          <w:rFonts w:ascii="Times New Roman" w:hAnsi="Times New Roman" w:cs="Times New Roman"/>
+          <w:sz w:val="28"/>
+          <w:szCs w:val="28"/>
+        </w:rPr>
+        <w:t>Jacob</w:t>
+      </w:r>
+      <w:r>
+        <w:rPr>
+          <w:rFonts w:ascii="Times New Roman" w:hAnsi="Times New Roman" w:cs="Times New Roman"/>
+          <w:sz w:val="28"/>
+          <w:szCs w:val="28"/>
+        </w:rPr>
+        <w:t>):</w:t>
+      </w:r>
+      <w:r>
+        <w:rPr>
+          <w:rFonts w:ascii="Times New Roman" w:hAnsi="Times New Roman" w:cs="Times New Roman"/>
+          <w:sz w:val="28"/>
+          <w:szCs w:val="28"/>
+        </w:rPr>
+        <w:br/>
+        <w:t>Assigned to edit/remove UI, duplicate error handling, and Smart Grocery List frontend.</w:t>
+      </w:r>
+    </w:p>
+    <w:p>
+      <w:pPr>
+        <w:rPr>
+          <w:rFonts w:ascii="Times New Roman" w:hAnsi="Times New Roman" w:cs="Times New Roman"/>
+          <w:sz w:val="28"/>
+          <w:szCs w:val="28"/>
+        </w:rPr>
+      </w:pPr>
+    </w:p>
+    <w:p>
+      <w:pPr>
+        <w:rPr>
+          <w:rFonts w:ascii="Times New Roman" w:hAnsi="Times New Roman" w:cs="Times New Roman"/>
+          <w:sz w:val="28"/>
+          <w:szCs w:val="28"/>
+        </w:rPr>
+      </w:pPr>
+    </w:p>
+    <w:p>
+      <w:pPr>
+        <w:rPr>
+          <w:rFonts w:ascii="Times New Roman" w:hAnsi="Times New Roman" w:cs="Times New Roman"/>
+          <w:sz w:val="28"/>
+          <w:szCs w:val="28"/>
+        </w:rPr>
+      </w:pPr>
+      <w:r>
+        <w:rPr>
+          <w:rFonts w:ascii="Times New Roman" w:hAnsi="Times New Roman" w:cs="Times New Roman"/>
+          <w:sz w:val="28"/>
+          <w:szCs w:val="28"/>
+        </w:rPr>
+        <w:t>19:50 (Guyass):</w:t>
+      </w:r>
+      <w:r>
+        <w:rPr>
+          <w:rFonts w:ascii="Times New Roman" w:hAnsi="Times New Roman" w:cs="Times New Roman"/>
+          <w:sz w:val="28"/>
+          <w:szCs w:val="28"/>
+        </w:rPr>
+        <w:br/>
+        <w:t>Took charge of CI/CD pipeline setup, frontend unit tests, acceptance tests for the unique feature, and documentation (README &amp; contribution logs).</w:t>
+      </w:r>
+    </w:p>
+    <w:p>
+      <w:pPr>
+        <w:rPr>
+          <w:rFonts w:ascii="Times New Roman" w:hAnsi="Times New Roman" w:cs="Times New Roman"/>
+          <w:sz w:val="28"/>
+          <w:szCs w:val="28"/>
+        </w:rPr>
+      </w:pPr>
+    </w:p>
+    <w:p>
+      <w:pPr>
+        <w:rPr>
+          <w:rFonts w:ascii="Times New Roman" w:hAnsi="Times New Roman" w:cs="Times New Roman"/>
+          <w:sz w:val="28"/>
+          <w:szCs w:val="28"/>
+          <w:lang w:val="en-CA"/>
+        </w:rPr>
+      </w:pPr>
+      <w:r>
+        <w:rPr>
+          <w:rFonts w:ascii="Times New Roman" w:hAnsi="Times New Roman" w:cs="Times New Roman"/>
+          <w:sz w:val="28"/>
+          <w:szCs w:val="28"/>
+          <w:lang w:val="en-CA"/>
+        </w:rPr>
+        <w:t>19:55 (ALL MEMBERS):</w:t>
+      </w:r>
+      <w:r>
+        <w:rPr>
+          <w:rFonts w:ascii="Times New Roman" w:hAnsi="Times New Roman" w:cs="Times New Roman"/>
+          <w:sz w:val="28"/>
+          <w:szCs w:val="28"/>
+          <w:lang w:val="en-CA"/>
+        </w:rPr>
+        <w:br/>
+        <w:t>Confirmed:</w:t>
+      </w:r>
+    </w:p>
+    <w:p>
+      <w:pPr>
+        <w:numPr>
+          <w:ilvl w:val="0"/>
+          <w:numId w:val="2"/>
+        </w:numPr>
+        <w:rPr>
+          <w:rFonts w:ascii="Times New Roman" w:hAnsi="Times New Roman" w:cs="Times New Roman"/>
+          <w:sz w:val="28"/>
+          <w:szCs w:val="28"/>
+          <w:lang w:val="en-CA"/>
+        </w:rPr>
+      </w:pPr>
+      <w:r>
+        <w:rPr>
+          <w:rFonts w:ascii="Times New Roman" w:hAnsi="Times New Roman" w:cs="Times New Roman"/>
+          <w:sz w:val="28"/>
+          <w:szCs w:val="28"/>
+          <w:lang w:val="en-CA"/>
+        </w:rPr>
+        <w:t xml:space="preserve">GitHub workflow: User Stories → Tasks → Acceptance Tests </w:t>
+      </w:r>
+    </w:p>
+    <w:p>
+      <w:pPr>
+        <w:numPr>
+          <w:ilvl w:val="0"/>
+          <w:numId w:val="2"/>
+        </w:numPr>
+        <w:rPr>
+          <w:rFonts w:ascii="Times New Roman" w:hAnsi="Times New Roman" w:cs="Times New Roman"/>
+          <w:sz w:val="28"/>
+          <w:szCs w:val="28"/>
+          <w:lang w:val="en-CA"/>
+        </w:rPr>
+      </w:pPr>
+      <w:r>
+        <w:rPr>
+          <w:rFonts w:ascii="Times New Roman" w:hAnsi="Times New Roman" w:cs="Times New Roman"/>
+          <w:sz w:val="28"/>
+          <w:szCs w:val="28"/>
+          <w:lang w:val="en-CA"/>
+        </w:rPr>
+        <w:t xml:space="preserve">One branch per task (following naming convention) </w:t>
+      </w:r>
+    </w:p>
+    <w:p>
+      <w:pPr>
+        <w:numPr>
+          <w:ilvl w:val="0"/>
+          <w:numId w:val="2"/>
+        </w:numPr>
+        <w:rPr>
+          <w:rFonts w:ascii="Times New Roman" w:hAnsi="Times New Roman" w:cs="Times New Roman"/>
+          <w:sz w:val="28"/>
+          <w:szCs w:val="28"/>
+          <w:lang w:val="en-CA"/>
+        </w:rPr>
+      </w:pPr>
+      <w:r>
+        <w:rPr>
+          <w:rFonts w:ascii="Times New Roman" w:hAnsi="Times New Roman" w:cs="Times New Roman"/>
+          <w:sz w:val="28"/>
+          <w:szCs w:val="28"/>
+          <w:lang w:val="en-CA"/>
+        </w:rPr>
+        <w:t xml:space="preserve">Pull Requests require review before merging </w:t>
+      </w:r>
+    </w:p>
+    <w:p>
+      <w:pPr>
+        <w:numPr>
+          <w:ilvl w:val="0"/>
+          <w:numId w:val="2"/>
+        </w:numPr>
+        <w:rPr>
+          <w:rFonts w:ascii="Times New Roman" w:hAnsi="Times New Roman" w:cs="Times New Roman"/>
+          <w:sz w:val="28"/>
+          <w:szCs w:val="28"/>
+          <w:lang w:val="en-CA"/>
+        </w:rPr>
+      </w:pPr>
+      <w:r>
+        <w:rPr>
+          <w:rFonts w:ascii="Times New Roman" w:hAnsi="Times New Roman" w:cs="Times New Roman"/>
+          <w:sz w:val="28"/>
+          <w:szCs w:val="28"/>
+          <w:lang w:val="en-CA"/>
+        </w:rPr>
+        <w:t xml:space="preserve">CI pipeline must pass (unit tests from Sprint 1 &amp; 2) </w:t>
+      </w:r>
+    </w:p>
+    <w:p>
+      <w:pPr>
+        <w:numPr>
+          <w:ilvl w:val="0"/>
+          <w:numId w:val="2"/>
+        </w:numPr>
+        <w:rPr>
+          <w:rFonts w:ascii="Times New Roman" w:hAnsi="Times New Roman" w:cs="Times New Roman"/>
+          <w:sz w:val="28"/>
+          <w:szCs w:val="28"/>
+          <w:lang w:val="en-CA"/>
+        </w:rPr>
+      </w:pPr>
+      <w:r>
+        <w:rPr>
+          <w:rFonts w:ascii="Times New Roman" w:hAnsi="Times New Roman" w:cs="Times New Roman"/>
+          <w:sz w:val="28"/>
+          <w:szCs w:val="28"/>
+          <w:lang w:val="en-CA"/>
+        </w:rPr>
+        <w:t xml:space="preserve">Each member logs contributions and time </w:t>
+      </w:r>
+    </w:p>
+    <w:p>
+      <w:pPr>
+        <w:rPr>
+          <w:rFonts w:ascii="Times New Roman" w:hAnsi="Times New Roman" w:cs="Times New Roman"/>
+          <w:sz w:val="28"/>
+          <w:szCs w:val="28"/>
+          <w:lang w:val="en-CA"/>
+        </w:rPr>
+      </w:pPr>
+    </w:p>
+    <w:p>
+      <w:pPr>
+        <w:rPr>
+          <w:rFonts w:ascii="Times New Roman" w:hAnsi="Times New Roman" w:cs="Times New Roman"/>
+          <w:sz w:val="28"/>
+          <w:szCs w:val="28"/>
+        </w:rPr>
+      </w:pPr>
+      <w:r>
+        <w:rPr>
+          <w:rFonts w:ascii="Times New Roman" w:hAnsi="Times New Roman" w:cs="Times New Roman"/>
+          <w:sz w:val="28"/>
+          <w:szCs w:val="28"/>
+        </w:rPr>
+        <w:t>19:58 (ALL MEMBERS):</w:t>
+      </w:r>
+      <w:r>
+        <w:rPr>
+          <w:rFonts w:ascii="Times New Roman" w:hAnsi="Times New Roman" w:cs="Times New Roman"/>
+          <w:sz w:val="28"/>
+          <w:szCs w:val="28"/>
+        </w:rPr>
+        <w:br/>
+        <w:t>Agreed to maintain weekly meetings and coordinate closely on the Smart Grocery List feature integration between frontend and backend.</w:t>
+      </w:r>
+    </w:p>
+    <w:p>
+      <w:pPr>
+        <w:rPr>
+          <w:rFonts w:ascii="Times New Roman" w:hAnsi="Times New Roman" w:cs="Times New Roman"/>
+          <w:sz w:val="28"/>
+          <w:szCs w:val="28"/>
+        </w:rPr>
+      </w:pPr>
+    </w:p>
+    <w:p>
+      <w:pPr>
+        <w:rPr>
+          <w:rFonts w:ascii="Times New Roman" w:hAnsi="Times New Roman" w:cs="Times New Roman"/>
+          <w:sz w:val="28"/>
+          <w:szCs w:val="28"/>
+        </w:rPr>
+      </w:pPr>
+    </w:p>
+    <w:p>
+      <w:pPr>
+        <w:rPr>
+          <w:rFonts w:ascii="Times New Roman" w:hAnsi="Times New Roman" w:cs="Times New Roman"/>
+          <w:sz w:val="28"/>
+          <w:szCs w:val="28"/>
+        </w:rPr>
+      </w:pPr>
+      <w:r>
+        <w:rPr>
+          <w:rFonts w:ascii="Times New Roman" w:hAnsi="Times New Roman" w:cs="Times New Roman"/>
+          <w:sz w:val="28"/>
+          <w:szCs w:val="28"/>
+        </w:rPr>
+        <w:t>20:00: End of Meeting #4</w:t>
+      </w:r>
+    </w:p>
+    <w:p>
+      <w:pPr>
+        <w:rPr>
+          <w:rFonts w:ascii="Times New Roman" w:hAnsi="Times New Roman" w:cs="Times New Roman"/>
+          <w:sz w:val="28"/>
+          <w:szCs w:val="28"/>
+          <w:lang w:val="en-CA"/>
+        </w:rPr>
+      </w:pPr>
+    </w:p>
     <w:sectPr>
-      <w:headerReference w:type="default" r:id="rId6"/>
+      <w:headerReference w:type="default" r:id="rId7"/>
       <w:pgSz w:w="12240" w:h="15840"/>
       <w:pgMar w:top="1440" w:right="1440" w:bottom="1440" w:left="1440" w:header="720" w:footer="720" w:gutter="0"/>
       <w:pgNumType w:start="1"/>
@@ -1247,6 +1979,619 @@
 <w:hdr xmlns:wpc="http://schemas.microsoft.com/office/word/2010/wordprocessingCanvas" xmlns:cx="http://schemas.microsoft.com/office/drawing/2014/chartex" xmlns:cx1="http://schemas.microsoft.com/office/drawing/2015/9/8/chartex" xmlns:cx2="http://schemas.microsoft.com/office/drawing/2015/10/21/chartex" xmlns:cx3="http://schemas.microsoft.com/office/drawing/2016/5/9/chartex" xmlns:cx4="http://schemas.microsoft.com/office/drawing/2016/5/10/chartex" xmlns:cx5="http://schemas.microsoft.com/office/drawing/2016/5/11/chartex" xmlns:cx6="http://schemas.microsoft.com/office/drawing/2016/5/12/chartex" xmlns:cx7="http://schemas.microsoft.com/office/drawing/2016/5/13/chartex" xmlns:cx8="http://schemas.microsoft.com/office/drawing/2016/5/14/chartex" xmlns:mc="http://schemas.openxmlformats.org/markup-compatibility/2006" xmlns:aink="http://schemas.microsoft.com/office/drawing/2016/ink" xmlns:am3d="http://schemas.microsoft.com/office/drawing/2017/model3d" xmlns:o="urn:schemas-microsoft-com:office:office" xmlns:oel="http://schemas.microsoft.com/office/2019/extlst" xmlns:r="http://schemas.openxmlformats.org/officeDocument/2006/relationships" xmlns:m="http://schemas.openxmlformats.org/officeDocument/2006/math" xmlns:v="urn:schemas-microsoft-com:vml" xmlns:wp14="http://schemas.microsoft.com/office/word/2010/wordprocessingDrawing" xmlns:wp="http://schemas.openxmlformats.org/drawingml/2006/wordprocessingDrawing" xmlns:w10="urn:schemas-microsoft-com:office:word" xmlns:w="http://schemas.openxmlformats.org/wordprocessingml/2006/main" xmlns:w14="http://schemas.microsoft.com/office/word/2010/wordml" xmlns:w15="http://schemas.microsoft.com/office/word/2012/wordml" xmlns:w16cex="http://schemas.microsoft.com/office/word/2018/wordml/cex" xmlns:w16cid="http://schemas.microsoft.com/office/word/2016/wordml/cid" xmlns:w16="http://schemas.microsoft.com/office/word/2018/wordml" xmlns:w16du="http://schemas.microsoft.com/office/word/2023/wordml/word16du" xmlns:w16sdtdh="http://schemas.microsoft.com/office/word/2020/wordml/sdtdatahash" xmlns:w16sdtfl="http://schemas.microsoft.com/office/word/2024/wordml/sdtformatlock" xmlns:w16se="http://schemas.microsoft.com/office/word/2015/wordml/symex" xmlns:wpg="http://schemas.microsoft.com/office/word/2010/wordprocessingGroup" xmlns:wpi="http://schemas.microsoft.com/office/word/2010/wordprocessingInk" xmlns:wne="http://schemas.microsoft.com/office/word/2006/wordml" xmlns:wps="http://schemas.microsoft.com/office/word/2010/wordprocessingShape" mc:Ignorable="w14 w15 w16se w16cid w16 w16cex w16sdtdh w16sdtfl w16du wp14">
   <w:p/>
 </w:hdr>
+</file>
+
+<file path=word/numbering.xml><?xml version="1.0" encoding="utf-8"?>
+<w:numbering xmlns:wpc="http://schemas.microsoft.com/office/word/2010/wordprocessingCanvas" xmlns:cx="http://schemas.microsoft.com/office/drawing/2014/chartex" xmlns:cx1="http://schemas.microsoft.com/office/drawing/2015/9/8/chartex" xmlns:cx2="http://schemas.microsoft.com/office/drawing/2015/10/21/chartex" xmlns:cx3="http://schemas.microsoft.com/office/drawing/2016/5/9/chartex" xmlns:cx4="http://schemas.microsoft.com/office/drawing/2016/5/10/chartex" xmlns:cx5="http://schemas.microsoft.com/office/drawing/2016/5/11/chartex" xmlns:cx6="http://schemas.microsoft.com/office/drawing/2016/5/12/chartex" xmlns:cx7="http://schemas.microsoft.com/office/drawing/2016/5/13/chartex" xmlns:cx8="http://schemas.microsoft.com/office/drawing/2016/5/14/chartex" xmlns:mc="http://schemas.openxmlformats.org/markup-compatibility/2006" xmlns:aink="http://schemas.microsoft.com/office/drawing/2016/ink" xmlns:am3d="http://schemas.microsoft.com/office/drawing/2017/model3d" xmlns:o="urn:schemas-microsoft-com:office:office" xmlns:oel="http://schemas.microsoft.com/office/2019/extlst" xmlns:r="http://schemas.openxmlformats.org/officeDocument/2006/relationships" xmlns:m="http://schemas.openxmlformats.org/officeDocument/2006/math" xmlns:v="urn:schemas-microsoft-com:vml" xmlns:wp14="http://schemas.microsoft.com/office/word/2010/wordprocessingDrawing" xmlns:wp="http://schemas.openxmlformats.org/drawingml/2006/wordprocessingDrawing" xmlns:w10="urn:schemas-microsoft-com:office:word" xmlns:w="http://schemas.openxmlformats.org/wordprocessingml/2006/main" xmlns:w14="http://schemas.microsoft.com/office/word/2010/wordml" xmlns:w15="http://schemas.microsoft.com/office/word/2012/wordml" xmlns:w16cex="http://schemas.microsoft.com/office/word/2018/wordml/cex" xmlns:w16cid="http://schemas.microsoft.com/office/word/2016/wordml/cid" xmlns:w16="http://schemas.microsoft.com/office/word/2018/wordml" xmlns:w16du="http://schemas.microsoft.com/office/word/2023/wordml/word16du" xmlns:w16sdtdh="http://schemas.microsoft.com/office/word/2020/wordml/sdtdatahash" xmlns:w16sdtfl="http://schemas.microsoft.com/office/word/2024/wordml/sdtformatlock" xmlns:w16se="http://schemas.microsoft.com/office/word/2015/wordml/symex" xmlns:wpg="http://schemas.microsoft.com/office/word/2010/wordprocessingGroup" xmlns:wpi="http://schemas.microsoft.com/office/word/2010/wordprocessingInk" xmlns:wne="http://schemas.microsoft.com/office/word/2006/wordml" xmlns:wps="http://schemas.microsoft.com/office/word/2010/wordprocessingShape" mc:Ignorable="w14 w15 w16se w16cid w16 w16cex w16sdtdh w16sdtfl w16du wp14">
+  <w:abstractNum w:abstractNumId="0" w15:restartNumberingAfterBreak="0">
+    <w:nsid w:val="19F03701"/>
+    <w:multiLevelType w:val="multilevel"/>
+    <w:tmpl w:val="C6A07432"/>
+    <w:lvl w:ilvl="0">
+      <w:start w:val="1"/>
+      <w:numFmt w:val="bullet"/>
+      <w:lvlText w:val=""/>
+      <w:lvlJc w:val="left"/>
+      <w:pPr>
+        <w:tabs>
+          <w:tab w:val="num" w:pos="720"/>
+        </w:tabs>
+        <w:ind w:left="720" w:hanging="360"/>
+      </w:pPr>
+      <w:rPr>
+        <w:rFonts w:ascii="Symbol" w:hAnsi="Symbol" w:hint="default"/>
+        <w:sz w:val="20"/>
+      </w:rPr>
+    </w:lvl>
+    <w:lvl w:ilvl="1" w:tentative="1">
+      <w:start w:val="1"/>
+      <w:numFmt w:val="bullet"/>
+      <w:lvlText w:val="o"/>
+      <w:lvlJc w:val="left"/>
+      <w:pPr>
+        <w:tabs>
+          <w:tab w:val="num" w:pos="1440"/>
+        </w:tabs>
+        <w:ind w:left="1440" w:hanging="360"/>
+      </w:pPr>
+      <w:rPr>
+        <w:rFonts w:ascii="Courier New" w:hAnsi="Courier New" w:hint="default"/>
+        <w:sz w:val="20"/>
+      </w:rPr>
+    </w:lvl>
+    <w:lvl w:ilvl="2" w:tentative="1">
+      <w:start w:val="1"/>
+      <w:numFmt w:val="bullet"/>
+      <w:lvlText w:val=""/>
+      <w:lvlJc w:val="left"/>
+      <w:pPr>
+        <w:tabs>
+          <w:tab w:val="num" w:pos="2160"/>
+        </w:tabs>
+        <w:ind w:left="2160" w:hanging="360"/>
+      </w:pPr>
+      <w:rPr>
+        <w:rFonts w:ascii="Wingdings" w:hAnsi="Wingdings" w:hint="default"/>
+        <w:sz w:val="20"/>
+      </w:rPr>
+    </w:lvl>
+    <w:lvl w:ilvl="3" w:tentative="1">
+      <w:start w:val="1"/>
+      <w:numFmt w:val="bullet"/>
+      <w:lvlText w:val=""/>
+      <w:lvlJc w:val="left"/>
+      <w:pPr>
+        <w:tabs>
+          <w:tab w:val="num" w:pos="2880"/>
+        </w:tabs>
+        <w:ind w:left="2880" w:hanging="360"/>
+      </w:pPr>
+      <w:rPr>
+        <w:rFonts w:ascii="Wingdings" w:hAnsi="Wingdings" w:hint="default"/>
+        <w:sz w:val="20"/>
+      </w:rPr>
+    </w:lvl>
+    <w:lvl w:ilvl="4" w:tentative="1">
+      <w:start w:val="1"/>
+      <w:numFmt w:val="bullet"/>
+      <w:lvlText w:val=""/>
+      <w:lvlJc w:val="left"/>
+      <w:pPr>
+        <w:tabs>
+          <w:tab w:val="num" w:pos="3600"/>
+        </w:tabs>
+        <w:ind w:left="3600" w:hanging="360"/>
+      </w:pPr>
+      <w:rPr>
+        <w:rFonts w:ascii="Wingdings" w:hAnsi="Wingdings" w:hint="default"/>
+        <w:sz w:val="20"/>
+      </w:rPr>
+    </w:lvl>
+    <w:lvl w:ilvl="5" w:tentative="1">
+      <w:start w:val="1"/>
+      <w:numFmt w:val="bullet"/>
+      <w:lvlText w:val=""/>
+      <w:lvlJc w:val="left"/>
+      <w:pPr>
+        <w:tabs>
+          <w:tab w:val="num" w:pos="4320"/>
+        </w:tabs>
+        <w:ind w:left="4320" w:hanging="360"/>
+      </w:pPr>
+      <w:rPr>
+        <w:rFonts w:ascii="Wingdings" w:hAnsi="Wingdings" w:hint="default"/>
+        <w:sz w:val="20"/>
+      </w:rPr>
+    </w:lvl>
+    <w:lvl w:ilvl="6" w:tentative="1">
+      <w:start w:val="1"/>
+      <w:numFmt w:val="bullet"/>
+      <w:lvlText w:val=""/>
+      <w:lvlJc w:val="left"/>
+      <w:pPr>
+        <w:tabs>
+          <w:tab w:val="num" w:pos="5040"/>
+        </w:tabs>
+        <w:ind w:left="5040" w:hanging="360"/>
+      </w:pPr>
+      <w:rPr>
+        <w:rFonts w:ascii="Wingdings" w:hAnsi="Wingdings" w:hint="default"/>
+        <w:sz w:val="20"/>
+      </w:rPr>
+    </w:lvl>
+    <w:lvl w:ilvl="7" w:tentative="1">
+      <w:start w:val="1"/>
+      <w:numFmt w:val="bullet"/>
+      <w:lvlText w:val=""/>
+      <w:lvlJc w:val="left"/>
+      <w:pPr>
+        <w:tabs>
+          <w:tab w:val="num" w:pos="5760"/>
+        </w:tabs>
+        <w:ind w:left="5760" w:hanging="360"/>
+      </w:pPr>
+      <w:rPr>
+        <w:rFonts w:ascii="Wingdings" w:hAnsi="Wingdings" w:hint="default"/>
+        <w:sz w:val="20"/>
+      </w:rPr>
+    </w:lvl>
+    <w:lvl w:ilvl="8" w:tentative="1">
+      <w:start w:val="1"/>
+      <w:numFmt w:val="bullet"/>
+      <w:lvlText w:val=""/>
+      <w:lvlJc w:val="left"/>
+      <w:pPr>
+        <w:tabs>
+          <w:tab w:val="num" w:pos="6480"/>
+        </w:tabs>
+        <w:ind w:left="6480" w:hanging="360"/>
+      </w:pPr>
+      <w:rPr>
+        <w:rFonts w:ascii="Wingdings" w:hAnsi="Wingdings" w:hint="default"/>
+        <w:sz w:val="20"/>
+      </w:rPr>
+    </w:lvl>
+  </w:abstractNum>
+  <w:abstractNum w:abstractNumId="1" w15:restartNumberingAfterBreak="0">
+    <w:nsid w:val="3E8E1A2D"/>
+    <w:multiLevelType w:val="multilevel"/>
+    <w:tmpl w:val="CE6A5180"/>
+    <w:lvl w:ilvl="0">
+      <w:start w:val="1"/>
+      <w:numFmt w:val="bullet"/>
+      <w:lvlText w:val=""/>
+      <w:lvlJc w:val="left"/>
+      <w:pPr>
+        <w:tabs>
+          <w:tab w:val="num" w:pos="720"/>
+        </w:tabs>
+        <w:ind w:left="720" w:hanging="360"/>
+      </w:pPr>
+      <w:rPr>
+        <w:rFonts w:ascii="Symbol" w:hAnsi="Symbol" w:hint="default"/>
+        <w:sz w:val="20"/>
+      </w:rPr>
+    </w:lvl>
+    <w:lvl w:ilvl="1" w:tentative="1">
+      <w:start w:val="1"/>
+      <w:numFmt w:val="bullet"/>
+      <w:lvlText w:val="o"/>
+      <w:lvlJc w:val="left"/>
+      <w:pPr>
+        <w:tabs>
+          <w:tab w:val="num" w:pos="1440"/>
+        </w:tabs>
+        <w:ind w:left="1440" w:hanging="360"/>
+      </w:pPr>
+      <w:rPr>
+        <w:rFonts w:ascii="Courier New" w:hAnsi="Courier New" w:hint="default"/>
+        <w:sz w:val="20"/>
+      </w:rPr>
+    </w:lvl>
+    <w:lvl w:ilvl="2" w:tentative="1">
+      <w:start w:val="1"/>
+      <w:numFmt w:val="bullet"/>
+      <w:lvlText w:val=""/>
+      <w:lvlJc w:val="left"/>
+      <w:pPr>
+        <w:tabs>
+          <w:tab w:val="num" w:pos="2160"/>
+        </w:tabs>
+        <w:ind w:left="2160" w:hanging="360"/>
+      </w:pPr>
+      <w:rPr>
+        <w:rFonts w:ascii="Wingdings" w:hAnsi="Wingdings" w:hint="default"/>
+        <w:sz w:val="20"/>
+      </w:rPr>
+    </w:lvl>
+    <w:lvl w:ilvl="3" w:tentative="1">
+      <w:start w:val="1"/>
+      <w:numFmt w:val="bullet"/>
+      <w:lvlText w:val=""/>
+      <w:lvlJc w:val="left"/>
+      <w:pPr>
+        <w:tabs>
+          <w:tab w:val="num" w:pos="2880"/>
+        </w:tabs>
+        <w:ind w:left="2880" w:hanging="360"/>
+      </w:pPr>
+      <w:rPr>
+        <w:rFonts w:ascii="Wingdings" w:hAnsi="Wingdings" w:hint="default"/>
+        <w:sz w:val="20"/>
+      </w:rPr>
+    </w:lvl>
+    <w:lvl w:ilvl="4" w:tentative="1">
+      <w:start w:val="1"/>
+      <w:numFmt w:val="bullet"/>
+      <w:lvlText w:val=""/>
+      <w:lvlJc w:val="left"/>
+      <w:pPr>
+        <w:tabs>
+          <w:tab w:val="num" w:pos="3600"/>
+        </w:tabs>
+        <w:ind w:left="3600" w:hanging="360"/>
+      </w:pPr>
+      <w:rPr>
+        <w:rFonts w:ascii="Wingdings" w:hAnsi="Wingdings" w:hint="default"/>
+        <w:sz w:val="20"/>
+      </w:rPr>
+    </w:lvl>
+    <w:lvl w:ilvl="5" w:tentative="1">
+      <w:start w:val="1"/>
+      <w:numFmt w:val="bullet"/>
+      <w:lvlText w:val=""/>
+      <w:lvlJc w:val="left"/>
+      <w:pPr>
+        <w:tabs>
+          <w:tab w:val="num" w:pos="4320"/>
+        </w:tabs>
+        <w:ind w:left="4320" w:hanging="360"/>
+      </w:pPr>
+      <w:rPr>
+        <w:rFonts w:ascii="Wingdings" w:hAnsi="Wingdings" w:hint="default"/>
+        <w:sz w:val="20"/>
+      </w:rPr>
+    </w:lvl>
+    <w:lvl w:ilvl="6" w:tentative="1">
+      <w:start w:val="1"/>
+      <w:numFmt w:val="bullet"/>
+      <w:lvlText w:val=""/>
+      <w:lvlJc w:val="left"/>
+      <w:pPr>
+        <w:tabs>
+          <w:tab w:val="num" w:pos="5040"/>
+        </w:tabs>
+        <w:ind w:left="5040" w:hanging="360"/>
+      </w:pPr>
+      <w:rPr>
+        <w:rFonts w:ascii="Wingdings" w:hAnsi="Wingdings" w:hint="default"/>
+        <w:sz w:val="20"/>
+      </w:rPr>
+    </w:lvl>
+    <w:lvl w:ilvl="7" w:tentative="1">
+      <w:start w:val="1"/>
+      <w:numFmt w:val="bullet"/>
+      <w:lvlText w:val=""/>
+      <w:lvlJc w:val="left"/>
+      <w:pPr>
+        <w:tabs>
+          <w:tab w:val="num" w:pos="5760"/>
+        </w:tabs>
+        <w:ind w:left="5760" w:hanging="360"/>
+      </w:pPr>
+      <w:rPr>
+        <w:rFonts w:ascii="Wingdings" w:hAnsi="Wingdings" w:hint="default"/>
+        <w:sz w:val="20"/>
+      </w:rPr>
+    </w:lvl>
+    <w:lvl w:ilvl="8" w:tentative="1">
+      <w:start w:val="1"/>
+      <w:numFmt w:val="bullet"/>
+      <w:lvlText w:val=""/>
+      <w:lvlJc w:val="left"/>
+      <w:pPr>
+        <w:tabs>
+          <w:tab w:val="num" w:pos="6480"/>
+        </w:tabs>
+        <w:ind w:left="6480" w:hanging="360"/>
+      </w:pPr>
+      <w:rPr>
+        <w:rFonts w:ascii="Wingdings" w:hAnsi="Wingdings" w:hint="default"/>
+        <w:sz w:val="20"/>
+      </w:rPr>
+    </w:lvl>
+  </w:abstractNum>
+  <w:abstractNum w:abstractNumId="2" w15:restartNumberingAfterBreak="0">
+    <w:nsid w:val="675A39B9"/>
+    <w:multiLevelType w:val="multilevel"/>
+    <w:tmpl w:val="5674F6F4"/>
+    <w:lvl w:ilvl="0">
+      <w:start w:val="1"/>
+      <w:numFmt w:val="bullet"/>
+      <w:lvlText w:val=""/>
+      <w:lvlJc w:val="left"/>
+      <w:pPr>
+        <w:tabs>
+          <w:tab w:val="num" w:pos="720"/>
+        </w:tabs>
+        <w:ind w:left="720" w:hanging="360"/>
+      </w:pPr>
+      <w:rPr>
+        <w:rFonts w:ascii="Symbol" w:hAnsi="Symbol" w:hint="default"/>
+        <w:sz w:val="20"/>
+      </w:rPr>
+    </w:lvl>
+    <w:lvl w:ilvl="1" w:tentative="1">
+      <w:start w:val="1"/>
+      <w:numFmt w:val="bullet"/>
+      <w:lvlText w:val="o"/>
+      <w:lvlJc w:val="left"/>
+      <w:pPr>
+        <w:tabs>
+          <w:tab w:val="num" w:pos="1440"/>
+        </w:tabs>
+        <w:ind w:left="1440" w:hanging="360"/>
+      </w:pPr>
+      <w:rPr>
+        <w:rFonts w:ascii="Courier New" w:hAnsi="Courier New" w:hint="default"/>
+        <w:sz w:val="20"/>
+      </w:rPr>
+    </w:lvl>
+    <w:lvl w:ilvl="2" w:tentative="1">
+      <w:start w:val="1"/>
+      <w:numFmt w:val="bullet"/>
+      <w:lvlText w:val=""/>
+      <w:lvlJc w:val="left"/>
+      <w:pPr>
+        <w:tabs>
+          <w:tab w:val="num" w:pos="2160"/>
+        </w:tabs>
+        <w:ind w:left="2160" w:hanging="360"/>
+      </w:pPr>
+      <w:rPr>
+        <w:rFonts w:ascii="Wingdings" w:hAnsi="Wingdings" w:hint="default"/>
+        <w:sz w:val="20"/>
+      </w:rPr>
+    </w:lvl>
+    <w:lvl w:ilvl="3" w:tentative="1">
+      <w:start w:val="1"/>
+      <w:numFmt w:val="bullet"/>
+      <w:lvlText w:val=""/>
+      <w:lvlJc w:val="left"/>
+      <w:pPr>
+        <w:tabs>
+          <w:tab w:val="num" w:pos="2880"/>
+        </w:tabs>
+        <w:ind w:left="2880" w:hanging="360"/>
+      </w:pPr>
+      <w:rPr>
+        <w:rFonts w:ascii="Wingdings" w:hAnsi="Wingdings" w:hint="default"/>
+        <w:sz w:val="20"/>
+      </w:rPr>
+    </w:lvl>
+    <w:lvl w:ilvl="4" w:tentative="1">
+      <w:start w:val="1"/>
+      <w:numFmt w:val="bullet"/>
+      <w:lvlText w:val=""/>
+      <w:lvlJc w:val="left"/>
+      <w:pPr>
+        <w:tabs>
+          <w:tab w:val="num" w:pos="3600"/>
+        </w:tabs>
+        <w:ind w:left="3600" w:hanging="360"/>
+      </w:pPr>
+      <w:rPr>
+        <w:rFonts w:ascii="Wingdings" w:hAnsi="Wingdings" w:hint="default"/>
+        <w:sz w:val="20"/>
+      </w:rPr>
+    </w:lvl>
+    <w:lvl w:ilvl="5" w:tentative="1">
+      <w:start w:val="1"/>
+      <w:numFmt w:val="bullet"/>
+      <w:lvlText w:val=""/>
+      <w:lvlJc w:val="left"/>
+      <w:pPr>
+        <w:tabs>
+          <w:tab w:val="num" w:pos="4320"/>
+        </w:tabs>
+        <w:ind w:left="4320" w:hanging="360"/>
+      </w:pPr>
+      <w:rPr>
+        <w:rFonts w:ascii="Wingdings" w:hAnsi="Wingdings" w:hint="default"/>
+        <w:sz w:val="20"/>
+      </w:rPr>
+    </w:lvl>
+    <w:lvl w:ilvl="6" w:tentative="1">
+      <w:start w:val="1"/>
+      <w:numFmt w:val="bullet"/>
+      <w:lvlText w:val=""/>
+      <w:lvlJc w:val="left"/>
+      <w:pPr>
+        <w:tabs>
+          <w:tab w:val="num" w:pos="5040"/>
+        </w:tabs>
+        <w:ind w:left="5040" w:hanging="360"/>
+      </w:pPr>
+      <w:rPr>
+        <w:rFonts w:ascii="Wingdings" w:hAnsi="Wingdings" w:hint="default"/>
+        <w:sz w:val="20"/>
+      </w:rPr>
+    </w:lvl>
+    <w:lvl w:ilvl="7" w:tentative="1">
+      <w:start w:val="1"/>
+      <w:numFmt w:val="bullet"/>
+      <w:lvlText w:val=""/>
+      <w:lvlJc w:val="left"/>
+      <w:pPr>
+        <w:tabs>
+          <w:tab w:val="num" w:pos="5760"/>
+        </w:tabs>
+        <w:ind w:left="5760" w:hanging="360"/>
+      </w:pPr>
+      <w:rPr>
+        <w:rFonts w:ascii="Wingdings" w:hAnsi="Wingdings" w:hint="default"/>
+        <w:sz w:val="20"/>
+      </w:rPr>
+    </w:lvl>
+    <w:lvl w:ilvl="8" w:tentative="1">
+      <w:start w:val="1"/>
+      <w:numFmt w:val="bullet"/>
+      <w:lvlText w:val=""/>
+      <w:lvlJc w:val="left"/>
+      <w:pPr>
+        <w:tabs>
+          <w:tab w:val="num" w:pos="6480"/>
+        </w:tabs>
+        <w:ind w:left="6480" w:hanging="360"/>
+      </w:pPr>
+      <w:rPr>
+        <w:rFonts w:ascii="Wingdings" w:hAnsi="Wingdings" w:hint="default"/>
+        <w:sz w:val="20"/>
+      </w:rPr>
+    </w:lvl>
+  </w:abstractNum>
+  <w:abstractNum w:abstractNumId="3" w15:restartNumberingAfterBreak="0">
+    <w:nsid w:val="70595DEB"/>
+    <w:multiLevelType w:val="multilevel"/>
+    <w:tmpl w:val="8DB4A4AA"/>
+    <w:lvl w:ilvl="0">
+      <w:start w:val="1"/>
+      <w:numFmt w:val="bullet"/>
+      <w:lvlText w:val=""/>
+      <w:lvlJc w:val="left"/>
+      <w:pPr>
+        <w:tabs>
+          <w:tab w:val="num" w:pos="720"/>
+        </w:tabs>
+        <w:ind w:left="720" w:hanging="360"/>
+      </w:pPr>
+      <w:rPr>
+        <w:rFonts w:ascii="Symbol" w:hAnsi="Symbol" w:hint="default"/>
+        <w:sz w:val="20"/>
+      </w:rPr>
+    </w:lvl>
+    <w:lvl w:ilvl="1" w:tentative="1">
+      <w:start w:val="1"/>
+      <w:numFmt w:val="bullet"/>
+      <w:lvlText w:val="o"/>
+      <w:lvlJc w:val="left"/>
+      <w:pPr>
+        <w:tabs>
+          <w:tab w:val="num" w:pos="1440"/>
+        </w:tabs>
+        <w:ind w:left="1440" w:hanging="360"/>
+      </w:pPr>
+      <w:rPr>
+        <w:rFonts w:ascii="Courier New" w:hAnsi="Courier New" w:hint="default"/>
+        <w:sz w:val="20"/>
+      </w:rPr>
+    </w:lvl>
+    <w:lvl w:ilvl="2" w:tentative="1">
+      <w:start w:val="1"/>
+      <w:numFmt w:val="bullet"/>
+      <w:lvlText w:val=""/>
+      <w:lvlJc w:val="left"/>
+      <w:pPr>
+        <w:tabs>
+          <w:tab w:val="num" w:pos="2160"/>
+        </w:tabs>
+        <w:ind w:left="2160" w:hanging="360"/>
+      </w:pPr>
+      <w:rPr>
+        <w:rFonts w:ascii="Wingdings" w:hAnsi="Wingdings" w:hint="default"/>
+        <w:sz w:val="20"/>
+      </w:rPr>
+    </w:lvl>
+    <w:lvl w:ilvl="3" w:tentative="1">
+      <w:start w:val="1"/>
+      <w:numFmt w:val="bullet"/>
+      <w:lvlText w:val=""/>
+      <w:lvlJc w:val="left"/>
+      <w:pPr>
+        <w:tabs>
+          <w:tab w:val="num" w:pos="2880"/>
+        </w:tabs>
+        <w:ind w:left="2880" w:hanging="360"/>
+      </w:pPr>
+      <w:rPr>
+        <w:rFonts w:ascii="Wingdings" w:hAnsi="Wingdings" w:hint="default"/>
+        <w:sz w:val="20"/>
+      </w:rPr>
+    </w:lvl>
+    <w:lvl w:ilvl="4" w:tentative="1">
+      <w:start w:val="1"/>
+      <w:numFmt w:val="bullet"/>
+      <w:lvlText w:val=""/>
+      <w:lvlJc w:val="left"/>
+      <w:pPr>
+        <w:tabs>
+          <w:tab w:val="num" w:pos="3600"/>
+        </w:tabs>
+        <w:ind w:left="3600" w:hanging="360"/>
+      </w:pPr>
+      <w:rPr>
+        <w:rFonts w:ascii="Wingdings" w:hAnsi="Wingdings" w:hint="default"/>
+        <w:sz w:val="20"/>
+      </w:rPr>
+    </w:lvl>
+    <w:lvl w:ilvl="5" w:tentative="1">
+      <w:start w:val="1"/>
+      <w:numFmt w:val="bullet"/>
+      <w:lvlText w:val=""/>
+      <w:lvlJc w:val="left"/>
+      <w:pPr>
+        <w:tabs>
+          <w:tab w:val="num" w:pos="4320"/>
+        </w:tabs>
+        <w:ind w:left="4320" w:hanging="360"/>
+      </w:pPr>
+      <w:rPr>
+        <w:rFonts w:ascii="Wingdings" w:hAnsi="Wingdings" w:hint="default"/>
+        <w:sz w:val="20"/>
+      </w:rPr>
+    </w:lvl>
+    <w:lvl w:ilvl="6" w:tentative="1">
+      <w:start w:val="1"/>
+      <w:numFmt w:val="bullet"/>
+      <w:lvlText w:val=""/>
+      <w:lvlJc w:val="left"/>
+      <w:pPr>
+        <w:tabs>
+          <w:tab w:val="num" w:pos="5040"/>
+        </w:tabs>
+        <w:ind w:left="5040" w:hanging="360"/>
+      </w:pPr>
+      <w:rPr>
+        <w:rFonts w:ascii="Wingdings" w:hAnsi="Wingdings" w:hint="default"/>
+        <w:sz w:val="20"/>
+      </w:rPr>
+    </w:lvl>
+    <w:lvl w:ilvl="7" w:tentative="1">
+      <w:start w:val="1"/>
+      <w:numFmt w:val="bullet"/>
+      <w:lvlText w:val=""/>
+      <w:lvlJc w:val="left"/>
+      <w:pPr>
+        <w:tabs>
+          <w:tab w:val="num" w:pos="5760"/>
+        </w:tabs>
+        <w:ind w:left="5760" w:hanging="360"/>
+      </w:pPr>
+      <w:rPr>
+        <w:rFonts w:ascii="Wingdings" w:hAnsi="Wingdings" w:hint="default"/>
+        <w:sz w:val="20"/>
+      </w:rPr>
+    </w:lvl>
+    <w:lvl w:ilvl="8" w:tentative="1">
+      <w:start w:val="1"/>
+      <w:numFmt w:val="bullet"/>
+      <w:lvlText w:val=""/>
+      <w:lvlJc w:val="left"/>
+      <w:pPr>
+        <w:tabs>
+          <w:tab w:val="num" w:pos="6480"/>
+        </w:tabs>
+        <w:ind w:left="6480" w:hanging="360"/>
+      </w:pPr>
+      <w:rPr>
+        <w:rFonts w:ascii="Wingdings" w:hAnsi="Wingdings" w:hint="default"/>
+        <w:sz w:val="20"/>
+      </w:rPr>
+    </w:lvl>
+  </w:abstractNum>
+  <w:num w:numId="1" w16cid:durableId="30767610">
+    <w:abstractNumId w:val="1"/>
+  </w:num>
+  <w:num w:numId="2" w16cid:durableId="128478182">
+    <w:abstractNumId w:val="0"/>
+  </w:num>
+  <w:num w:numId="3" w16cid:durableId="1626764945">
+    <w:abstractNumId w:val="3"/>
+  </w:num>
+  <w:num w:numId="4" w16cid:durableId="1110474454">
+    <w:abstractNumId w:val="2"/>
+  </w:num>
+</w:numbering>
 </file>
 
 <file path=word/styles.xml><?xml version="1.0" encoding="utf-8"?>
@@ -1765,7 +3110,6 @@
   <w:style w:type="character" w:default="1" w:styleId="DefaultParagraphFont">
     <w:name w:val="Default Paragraph Font"/>
     <w:uiPriority w:val="1"/>
-    <w:semiHidden/>
     <w:unhideWhenUsed/>
   </w:style>
   <w:style w:type="table" w:default="1" w:styleId="TableNormal">
